--- a/protocolos_minutas/ARTE_Protocolo_CMD_Autenticação_Públicos_.docx
+++ b/protocolos_minutas/ARTE_Protocolo_CMD_Autenticação_Públicos_.docx
@@ -149,7 +149,7 @@
         <w:rPr>
           <w:rFonts w:ascii="Calibri" w:eastAsia="Calibri" w:hAnsi="Calibri" w:cs="Times New Roman"/>
         </w:rPr>
-        <w:t>Manuel Dias</w:t>
+        <w:t>Manuel Inácio Veladas Dias</w:t>
       </w:r>
       <w:r>
         <w:rPr>
@@ -733,14 +733,12 @@
         <w:tab/>
         <w:t xml:space="preserve">Garantir a administração, operação, </w:t>
       </w:r>
-      <w:proofErr w:type="spellStart"/>
       <w:r>
         <w:rPr>
           <w:i/>
         </w:rPr>
         <w:t>help-desk</w:t>
       </w:r>
-      <w:proofErr w:type="spellEnd"/>
       <w:r>
         <w:t xml:space="preserve"> e manutenção do fornecedor de autenticação (autenticação.gov);</w:t>
       </w:r>
@@ -5337,19 +5335,6 @@
 </file>
 
 <file path=customXml/item1.xml><?xml version="1.0" encoding="utf-8"?>
-<?mso-contentType ?>
-<FormTemplates xmlns="http://schemas.microsoft.com/sharepoint/v3/contenttype/forms">
-  <Display>DocumentLibraryForm</Display>
-  <Edit>DocumentLibraryForm</Edit>
-  <New>DocumentLibraryForm</New>
-</FormTemplates>
-</file>
-
-<file path=customXml/item2.xml><?xml version="1.0" encoding="utf-8"?>
-<b:Sources xmlns:b="http://schemas.openxmlformats.org/officeDocument/2006/bibliography" xmlns="http://schemas.openxmlformats.org/officeDocument/2006/bibliography" SelectedStyle="\APA.XSL" StyleName="APA"/>
-</file>
-
-<file path=customXml/item3.xml><?xml version="1.0" encoding="utf-8"?>
 <ct:contentTypeSchema xmlns:ct="http://schemas.microsoft.com/office/2006/metadata/contentType" xmlns:ma="http://schemas.microsoft.com/office/2006/metadata/properties/metaAttributes" ct:_="" ma:_="" ma:contentTypeName="Documento" ma:contentTypeID="0x010100591EB09506BAD3458726DD13151C5E0E" ma:contentTypeVersion="16" ma:contentTypeDescription="Criar um novo documento." ma:contentTypeScope="" ma:versionID="64d066a08460d06f064e44fa5e1ef16f">
   <xsd:schema xmlns:xsd="http://www.w3.org/2001/XMLSchema" xmlns:xs="http://www.w3.org/2001/XMLSchema" xmlns:p="http://schemas.microsoft.com/office/2006/metadata/properties" xmlns:ns2="3446d7c3-dc6a-4350-ad40-ba9df53f3877" xmlns:ns3="1a5967d1-a106-4c1d-8b06-2aac8d3bb08e" targetNamespace="http://schemas.microsoft.com/office/2006/metadata/properties" ma:root="true" ma:fieldsID="4c131c8a6a5f56bd0c34160b1281f51a" ns2:_="" ns3:_="">
     <xsd:import namespace="3446d7c3-dc6a-4350-ad40-ba9df53f3877"/>
@@ -5592,7 +5577,31 @@
 </ct:contentTypeSchema>
 </file>
 
+<file path=customXml/item2.xml><?xml version="1.0" encoding="utf-8"?>
+<b:Sources xmlns:b="http://schemas.openxmlformats.org/officeDocument/2006/bibliography" xmlns="http://schemas.openxmlformats.org/officeDocument/2006/bibliography" SelectedStyle="\APA.XSL" StyleName="APA"/>
+</file>
+
+<file path=customXml/item3.xml><?xml version="1.0" encoding="utf-8"?>
+<?mso-contentType ?>
+<FormTemplates xmlns="http://schemas.microsoft.com/sharepoint/v3/contenttype/forms">
+  <Display>DocumentLibraryForm</Display>
+  <Edit>DocumentLibraryForm</Edit>
+  <New>DocumentLibraryForm</New>
+</FormTemplates>
+</file>
+
 <file path=customXml/item4.xml><?xml version="1.0" encoding="utf-8"?>
+<p:properties xmlns:p="http://schemas.microsoft.com/office/2006/metadata/properties" xmlns:xsi="http://www.w3.org/2001/XMLSchema-instance" xmlns:pc="http://schemas.microsoft.com/office/infopath/2007/PartnerControls">
+  <documentManagement>
+    <lcf76f155ced4ddcb4097134ff3c332f xmlns="3446d7c3-dc6a-4350-ad40-ba9df53f3877">
+      <Terms xmlns="http://schemas.microsoft.com/office/infopath/2007/PartnerControls"/>
+    </lcf76f155ced4ddcb4097134ff3c332f>
+    <TaxCatchAll xmlns="1a5967d1-a106-4c1d-8b06-2aac8d3bb08e" xsi:nil="true"/>
+  </documentManagement>
+</p:properties>
+</file>
+
+<file path=customXml/item5.xml><?xml version="1.0" encoding="utf-8"?>
 <f:fields xmlns:f="http://schemas.fabasoft.com/folio/2007/fields">
   <f:record>
     <f:field ref="objname" par="" text="AMA_Protocolo_CMD_Autenticação_Públicos" edit="true"/>
@@ -5624,34 +5633,7 @@
 </f:fields>
 </file>
 
-<file path=customXml/item5.xml><?xml version="1.0" encoding="utf-8"?>
-<p:properties xmlns:p="http://schemas.microsoft.com/office/2006/metadata/properties" xmlns:xsi="http://www.w3.org/2001/XMLSchema-instance" xmlns:pc="http://schemas.microsoft.com/office/infopath/2007/PartnerControls">
-  <documentManagement>
-    <lcf76f155ced4ddcb4097134ff3c332f xmlns="3446d7c3-dc6a-4350-ad40-ba9df53f3877">
-      <Terms xmlns="http://schemas.microsoft.com/office/infopath/2007/PartnerControls"/>
-    </lcf76f155ced4ddcb4097134ff3c332f>
-    <TaxCatchAll xmlns="1a5967d1-a106-4c1d-8b06-2aac8d3bb08e" xsi:nil="true"/>
-  </documentManagement>
-</p:properties>
-</file>
-
 <file path=customXml/itemProps1.xml><?xml version="1.0" encoding="utf-8"?>
-<ds:datastoreItem xmlns:ds="http://schemas.openxmlformats.org/officeDocument/2006/customXml" ds:itemID="{25DBDF82-663B-4BCF-B4CD-E5F476023185}">
-  <ds:schemaRefs>
-    <ds:schemaRef ds:uri="http://schemas.microsoft.com/sharepoint/v3/contenttype/forms"/>
-  </ds:schemaRefs>
-</ds:datastoreItem>
-</file>
-
-<file path=customXml/itemProps2.xml><?xml version="1.0" encoding="utf-8"?>
-<ds:datastoreItem xmlns:ds="http://schemas.openxmlformats.org/officeDocument/2006/customXml" ds:itemID="{96847B57-A99A-48DC-A120-0670EDD00A34}">
-  <ds:schemaRefs>
-    <ds:schemaRef ds:uri="http://schemas.openxmlformats.org/officeDocument/2006/bibliography"/>
-  </ds:schemaRefs>
-</ds:datastoreItem>
-</file>
-
-<file path=customXml/itemProps3.xml><?xml version="1.0" encoding="utf-8"?>
 <ds:datastoreItem xmlns:ds="http://schemas.openxmlformats.org/officeDocument/2006/customXml" ds:itemID="{E908A485-B706-4208-AF50-F648DEEA56CB}">
   <ds:schemaRefs>
     <ds:schemaRef ds:uri="http://schemas.microsoft.com/office/2006/metadata/contentType"/>
@@ -5670,15 +5652,23 @@
 </ds:datastoreItem>
 </file>
 
-<file path=customXml/itemProps4.xml><?xml version="1.0" encoding="utf-8"?>
-<ds:datastoreItem xmlns:ds="http://schemas.openxmlformats.org/officeDocument/2006/customXml" ds:itemID="{4E8A9591-F074-446B-902F-511FF79C122F}">
+<file path=customXml/itemProps2.xml><?xml version="1.0" encoding="utf-8"?>
+<ds:datastoreItem xmlns:ds="http://schemas.openxmlformats.org/officeDocument/2006/customXml" ds:itemID="{96847B57-A99A-48DC-A120-0670EDD00A34}">
   <ds:schemaRefs>
-    <ds:schemaRef ds:uri="http://schemas.fabasoft.com/folio/2007/fields"/>
+    <ds:schemaRef ds:uri="http://schemas.openxmlformats.org/officeDocument/2006/bibliography"/>
   </ds:schemaRefs>
 </ds:datastoreItem>
 </file>
 
-<file path=customXml/itemProps5.xml><?xml version="1.0" encoding="utf-8"?>
+<file path=customXml/itemProps3.xml><?xml version="1.0" encoding="utf-8"?>
+<ds:datastoreItem xmlns:ds="http://schemas.openxmlformats.org/officeDocument/2006/customXml" ds:itemID="{25DBDF82-663B-4BCF-B4CD-E5F476023185}">
+  <ds:schemaRefs>
+    <ds:schemaRef ds:uri="http://schemas.microsoft.com/sharepoint/v3/contenttype/forms"/>
+  </ds:schemaRefs>
+</ds:datastoreItem>
+</file>
+
+<file path=customXml/itemProps4.xml><?xml version="1.0" encoding="utf-8"?>
 <ds:datastoreItem xmlns:ds="http://schemas.openxmlformats.org/officeDocument/2006/customXml" ds:itemID="{4987338A-DBF8-4C7E-A5EE-E214882A8DAF}">
   <ds:schemaRefs>
     <ds:schemaRef ds:uri="http://schemas.microsoft.com/office/2006/metadata/properties"/>
@@ -5687,4 +5677,12 @@
     <ds:schemaRef ds:uri="1a5967d1-a106-4c1d-8b06-2aac8d3bb08e"/>
   </ds:schemaRefs>
 </ds:datastoreItem>
+</file>
+
+<file path=customXml/itemProps5.xml><?xml version="1.0" encoding="utf-8"?>
+<ds:datastoreItem xmlns:ds="http://schemas.openxmlformats.org/officeDocument/2006/customXml" ds:itemID="{4E8A9591-F074-446B-902F-511FF79C122F}">
+  <ds:schemaRefs>
+    <ds:schemaRef ds:uri="http://schemas.fabasoft.com/folio/2007/fields"/>
+  </ds:schemaRefs>
+</ds:datastoreItem>
 </file>